--- a/The link to everyone.docx
+++ b/The link to everyone.docx
@@ -4,6 +4,9 @@
   <w:body>
     <w:p>
       <w:r>
+        <w:rPr>
+          <w:noProof/>
+        </w:rPr>
         <w:drawing>
           <wp:inline distT="0" distB="0" distL="0" distR="0" wp14:anchorId="2DC0DB33" wp14:editId="23D54EFF">
             <wp:extent cx="5731510" cy="3937635"/>
@@ -44,6 +47,9 @@
     <w:p/>
     <w:p>
       <w:r>
+        <w:rPr>
+          <w:noProof/>
+        </w:rPr>
         <w:drawing>
           <wp:inline distT="0" distB="0" distL="0" distR="0" wp14:anchorId="6CF1FA57" wp14:editId="7F368FFF">
             <wp:extent cx="5731510" cy="4377690"/>
@@ -84,6 +90,9 @@
     <w:p/>
     <w:p>
       <w:r>
+        <w:rPr>
+          <w:noProof/>
+        </w:rPr>
         <w:drawing>
           <wp:inline distT="0" distB="0" distL="0" distR="0" wp14:anchorId="28FFC07A" wp14:editId="53578812">
             <wp:extent cx="5731510" cy="4383405"/>
@@ -124,6 +133,9 @@
     <w:p/>
     <w:p>
       <w:r>
+        <w:rPr>
+          <w:noProof/>
+        </w:rPr>
         <w:lastRenderedPageBreak/>
         <w:drawing>
           <wp:inline distT="0" distB="0" distL="0" distR="0" wp14:anchorId="1473B363" wp14:editId="2876B272">
@@ -165,6 +177,9 @@
     <w:p/>
     <w:p>
       <w:r>
+        <w:rPr>
+          <w:noProof/>
+        </w:rPr>
         <w:lastRenderedPageBreak/>
         <w:drawing>
           <wp:inline distT="0" distB="0" distL="0" distR="0" wp14:anchorId="13420943" wp14:editId="3ACFE47A">
@@ -206,6 +221,9 @@
     <w:p/>
     <w:p>
       <w:r>
+        <w:rPr>
+          <w:noProof/>
+        </w:rPr>
         <w:lastRenderedPageBreak/>
         <w:drawing>
           <wp:inline distT="0" distB="0" distL="0" distR="0" wp14:anchorId="1279333B" wp14:editId="7D3C808B">
@@ -247,6 +265,9 @@
     <w:p/>
     <w:p>
       <w:r>
+        <w:rPr>
+          <w:noProof/>
+        </w:rPr>
         <w:lastRenderedPageBreak/>
         <w:drawing>
           <wp:inline distT="0" distB="0" distL="0" distR="0" wp14:anchorId="5D8EC07D" wp14:editId="7FDFAD6A">
@@ -285,51 +306,11 @@
         </w:drawing>
       </w:r>
     </w:p>
-    <w:p/>
     <w:p>
       <w:r>
-        <w:lastRenderedPageBreak/>
-        <w:drawing>
-          <wp:inline distT="0" distB="0" distL="0" distR="0" wp14:anchorId="35582217" wp14:editId="6D2E4C5F">
-            <wp:extent cx="5731510" cy="4356735"/>
-            <wp:effectExtent l="0" t="0" r="2540" b="5715"/>
-            <wp:docPr id="498309347" name="Picture 1"/>
-            <wp:cNvGraphicFramePr>
-              <a:graphicFrameLocks xmlns:a="http://schemas.openxmlformats.org/drawingml/2006/main" noChangeAspect="1"/>
-            </wp:cNvGraphicFramePr>
-            <a:graphic xmlns:a="http://schemas.openxmlformats.org/drawingml/2006/main">
-              <a:graphicData uri="http://schemas.openxmlformats.org/drawingml/2006/picture">
-                <pic:pic xmlns:pic="http://schemas.openxmlformats.org/drawingml/2006/picture">
-                  <pic:nvPicPr>
-                    <pic:cNvPr id="498309347" name=""/>
-                    <pic:cNvPicPr/>
-                  </pic:nvPicPr>
-                  <pic:blipFill>
-                    <a:blip r:embed="rId11"/>
-                    <a:stretch>
-                      <a:fillRect/>
-                    </a:stretch>
-                  </pic:blipFill>
-                  <pic:spPr>
-                    <a:xfrm>
-                      <a:off x="0" y="0"/>
-                      <a:ext cx="5731510" cy="4356735"/>
-                    </a:xfrm>
-                    <a:prstGeom prst="rect">
-                      <a:avLst/>
-                    </a:prstGeom>
-                  </pic:spPr>
-                </pic:pic>
-              </a:graphicData>
-            </a:graphic>
-          </wp:inline>
-        </w:drawing>
-      </w:r>
-    </w:p>
-    <w:p/>
-    <w:p>
-      <w:r>
-        <w:lastRenderedPageBreak/>
+        <w:rPr>
+          <w:noProof/>
+        </w:rPr>
         <w:drawing>
           <wp:inline distT="0" distB="0" distL="0" distR="0" wp14:anchorId="528AA273" wp14:editId="67BC0498">
             <wp:extent cx="5731510" cy="4363720"/>
@@ -346,7 +327,7 @@
                     <pic:cNvPicPr/>
                   </pic:nvPicPr>
                   <pic:blipFill>
-                    <a:blip r:embed="rId12"/>
+                    <a:blip r:embed="rId11"/>
                     <a:stretch>
                       <a:fillRect/>
                     </a:stretch>
@@ -372,7 +353,7 @@
       <w:r>
         <w:t xml:space="preserve">The link to everyone: </w:t>
       </w:r>
-      <w:hyperlink r:id="rId13" w:history="1">
+      <w:hyperlink r:id="rId12" w:history="1">
         <w:r>
           <w:rPr>
             <w:rStyle w:val="Hyperlink"/>
@@ -384,14 +365,9 @@
     <w:p/>
     <w:p>
       <w:r>
-        <w:t>https://m365.cloud.microsoft/chat/?titleId=T_286a7752-60fa-eb8b-cb13-d6ad3538f1a4</w:t>
-      </w:r>
-    </w:p>
-    <w:p/>
-    <w:p/>
-    <w:p>
-      <w:r>
-        <w:lastRenderedPageBreak/>
+        <w:rPr>
+          <w:noProof/>
+        </w:rPr>
         <w:drawing>
           <wp:inline distT="0" distB="0" distL="0" distR="0" wp14:anchorId="036A3681" wp14:editId="416EAF4B">
             <wp:extent cx="5731510" cy="4382135"/>
@@ -408,7 +384,7 @@
                     <pic:cNvPicPr/>
                   </pic:nvPicPr>
                   <pic:blipFill>
-                    <a:blip r:embed="rId14"/>
+                    <a:blip r:embed="rId13"/>
                     <a:stretch>
                       <a:fillRect/>
                     </a:stretch>
@@ -1042,6 +1018,7 @@
   <w:style w:type="character" w:default="1" w:styleId="DefaultParagraphFont">
     <w:name w:val="Default Paragraph Font"/>
     <w:uiPriority w:val="1"/>
+    <w:semiHidden/>
     <w:unhideWhenUsed/>
   </w:style>
   <w:style w:type="table" w:default="1" w:styleId="TableNormal">
